--- a/Tailored_CVs/Shinoy_Everience_Benelux_Senior_IT_Software_Quality_Engineer.docx
+++ b/Tailored_CVs/Shinoy_Everience_Benelux_Senior_IT_Software_Quality_Engineer.docx
@@ -70,7 +70,7 @@
           <w:b w:val="0"/>
           <w:sz w:val="19"/>
         </w:rPr>
-        <w:t>I am a QA automation engineer with over 8 years of experience building scalable testing frameworks and validating complex data workflows for financial clients. My background covers backend database validation with Oracle SQL, API testing using Postman, and end-to-end regression testing. I also use tools like Gemini Code Assist to streamline test generation and deployment scripts.</w:t>
+        <w:t>I am a QA automation engineer with over eight years of experience testing software systems and financial platforms. My background includes building test automation frameworks with Java and TypeScript, along with validating backend data using SQL. I also use tools like Gemini Code Assist to help streamline test generation and deployment scripts.</w:t>
       </w:r>
     </w:p>
     <w:p>
@@ -288,7 +288,7 @@
           <w:b w:val="0"/>
           <w:sz w:val="18"/>
         </w:rPr>
-        <w:t>▸ Executed complex SQL queries to validate large datasets, verifying data integrity across backend workflows and sourcetotarget mappings.</w:t>
+        <w:t>▸ Executed backend data validation and verification tasks using Oracle SQL to ensure data integrity across complex system workflows.</w:t>
       </w:r>
     </w:p>
     <w:p>
@@ -301,7 +301,7 @@
           <w:b w:val="0"/>
           <w:sz w:val="18"/>
         </w:rPr>
-        <w:t>▸ Performed endtoend testing of data workflows and migration processes, ensuring accuracy and consistency across integrated systems.</w:t>
+        <w:t>▸ Created and maintained scalable test automation frameworks utilizing Java Selenium and TypeScript Playwright to improve testing efficiency.</w:t>
       </w:r>
     </w:p>
     <w:p>
@@ -314,7 +314,7 @@
           <w:b w:val="0"/>
           <w:sz w:val="18"/>
         </w:rPr>
-        <w:t>▸ Conducted API and integration testing using Postman to verify the correct exchange of data between different services.</w:t>
+        <w:t>▸ Managed endtoend testing lifecycles and coordinated with crossfunctional teams to identify bottlenecks and reduce defect leakage.</w:t>
       </w:r>
     </w:p>
     <w:p>
@@ -327,7 +327,7 @@
           <w:b w:val="0"/>
           <w:sz w:val="18"/>
         </w:rPr>
-        <w:t>▸ Streamlined test generation and deployment scripts using Gemini Code Assist to improve overall testing efficiency.</w:t>
+        <w:t>▸ Streamlined test generation and deployment scripts using Gemini Code Assist to support efficient delivery processes.</w:t>
       </w:r>
     </w:p>
     <w:p>

--- a/Tailored_CVs/Shinoy_Everience_Benelux_Senior_IT_Software_Quality_Engineer.docx
+++ b/Tailored_CVs/Shinoy_Everience_Benelux_Senior_IT_Software_Quality_Engineer.docx
@@ -70,7 +70,7 @@
           <w:b w:val="0"/>
           <w:sz w:val="19"/>
         </w:rPr>
-        <w:t>I am a QA automation engineer with over eight years of experience testing software systems and financial platforms. My background includes building test automation frameworks with Java and TypeScript, along with validating backend data using SQL. I also use tools like Gemini Code Assist to help streamline test generation and deployment scripts.</w:t>
+        <w:t>I am a QA automation engineer with over eight years of experience working with financial and data-driven systems. I bring strong skills in SQL, API testing, and automation using Java, Python, and Playwright. I also use tools like Gemini Code Assist to help generate and streamline test scripts. I look forward to bringing my background in test planning and quality assurance to the team.</w:t>
       </w:r>
     </w:p>
     <w:p>
@@ -288,7 +288,7 @@
           <w:b w:val="0"/>
           <w:sz w:val="18"/>
         </w:rPr>
-        <w:t>▸ Executed backend data validation and verification tasks using Oracle SQL to ensure data integrity across complex system workflows.</w:t>
+        <w:t>▸ Tested complex data workflows and ETL pipelines to ensure data accuracy and integrity across source and target systems.</w:t>
       </w:r>
     </w:p>
     <w:p>
@@ -301,7 +301,7 @@
           <w:b w:val="0"/>
           <w:sz w:val="18"/>
         </w:rPr>
-        <w:t>▸ Created and maintained scalable test automation frameworks utilizing Java Selenium and TypeScript Playwright to improve testing efficiency.</w:t>
+        <w:t>▸ Wrote and executed advanced SQL queries to validate database joins, aggregations, and business rules within datasets.</w:t>
       </w:r>
     </w:p>
     <w:p>
@@ -314,7 +314,7 @@
           <w:b w:val="0"/>
           <w:sz w:val="18"/>
         </w:rPr>
-        <w:t>▸ Managed endtoend testing lifecycles and coordinated with crossfunctional teams to identify bottlenecks and reduce defect leakage.</w:t>
+        <w:t>▸ Built automated testing scripts using Python and Java to improve the efficiency and reliability of regression testing.</w:t>
       </w:r>
     </w:p>
     <w:p>
@@ -327,7 +327,7 @@
           <w:b w:val="0"/>
           <w:sz w:val="18"/>
         </w:rPr>
-        <w:t>▸ Streamlined test generation and deployment scripts using Gemini Code Assist to support efficient delivery processes.</w:t>
+        <w:t>▸ Streamlined test generation and deployment scripts by applying AI tools like Gemini Code Assist to improve delivery speed.</w:t>
       </w:r>
     </w:p>
     <w:p>

--- a/Tailored_CVs/Shinoy_Everience_Benelux_Senior_IT_Software_Quality_Engineer.docx
+++ b/Tailored_CVs/Shinoy_Everience_Benelux_Senior_IT_Software_Quality_Engineer.docx
@@ -70,7 +70,7 @@
           <w:b w:val="0"/>
           <w:sz w:val="19"/>
         </w:rPr>
-        <w:t>I am a QA automation engineer with over eight years of experience working with financial and data-driven systems. I bring strong skills in SQL, API testing, and automation using Java, Python, and Playwright. I also use tools like Gemini Code Assist to help generate and streamline test scripts. I look forward to bringing my background in test planning and quality assurance to the team.</w:t>
+        <w:t>I am a QA Automation Engineer with over eight years of experience testing complex data workflows and financial systems. I build scalable automation frameworks and validate data integrity using SQL and API testing tools. I also use tools like Gemini Code Assist to streamline test generation and deployment scripts.</w:t>
       </w:r>
     </w:p>
     <w:p>
@@ -288,7 +288,7 @@
           <w:b w:val="0"/>
           <w:sz w:val="18"/>
         </w:rPr>
-        <w:t>▸ Tested complex data workflows and ETL pipelines to ensure data accuracy and integrity across source and target systems.</w:t>
+        <w:t>▸ Executed endtoend data validation and complex database queries using Oracle SQL to ensure strict data integrity across credit risk workflows.</w:t>
       </w:r>
     </w:p>
     <w:p>
@@ -301,7 +301,7 @@
           <w:b w:val="0"/>
           <w:sz w:val="18"/>
         </w:rPr>
-        <w:t>▸ Wrote and executed advanced SQL queries to validate database joins, aggregations, and business rules within datasets.</w:t>
+        <w:t>▸ Performed API testing and integration checks to verify data consistency and accuracy across distributed systems.</w:t>
       </w:r>
     </w:p>
     <w:p>
@@ -314,7 +314,7 @@
           <w:b w:val="0"/>
           <w:sz w:val="18"/>
         </w:rPr>
-        <w:t>▸ Built automated testing scripts using Python and Java to improve the efficiency and reliability of regression testing.</w:t>
+        <w:t>▸ Created and maintained automated testing frameworks using Java Selenium and TypeScript Playwright to support microservices architectures.</w:t>
       </w:r>
     </w:p>
     <w:p>
@@ -327,7 +327,7 @@
           <w:b w:val="0"/>
           <w:sz w:val="18"/>
         </w:rPr>
-        <w:t>▸ Streamlined test generation and deployment scripts by applying AI tools like Gemini Code Assist to improve delivery speed.</w:t>
+        <w:t>▸ Streamlined test generation and deployment scripts by utilizing AI tools like Gemini Code Assist within the testing lifecycle.</w:t>
       </w:r>
     </w:p>
     <w:p>
